--- a/report/Economic Dashboard .docx
+++ b/report/Economic Dashboard .docx
@@ -173,18 +173,17 @@
           <w:pPr>
             <w:pStyle w:val="TOC1"/>
             <w:tabs>
-              <w:tab w:val="left" w:pos="480"/>
               <w:tab w:val="right" w:leader="dot" w:pos="9016"/>
             </w:tabs>
             <w:rPr>
-              <w:rFonts w:eastAsiaTheme="minorEastAsia"/>
+              <w:rFonts w:eastAsiaTheme="minorEastAsia" w:cstheme="minorBidi"/>
               <w:b w:val="0"/>
               <w:bCs w:val="0"/>
               <w:i w:val="0"/>
               <w:iCs w:val="0"/>
               <w:noProof/>
-              <w:szCs w:val="21"/>
-              <w:lang w:eastAsia="en-GB"/>
+              <w:szCs w:val="24"/>
+              <w:lang w:eastAsia="en-GB" w:bidi="ar-SA"/>
             </w:rPr>
           </w:pPr>
           <w:r>
@@ -204,7 +203,7 @@
             </w:rPr>
             <w:fldChar w:fldCharType="separate"/>
           </w:r>
-          <w:hyperlink w:anchor="_Toc226449988" w:history="1">
+          <w:hyperlink w:anchor="_Toc226478148" w:history="1">
             <w:r>
               <w:rPr>
                 <w:rStyle w:val="Hyperlink"/>
@@ -212,39 +211,17 @@
                 <w:noProof/>
                 <w:lang w:eastAsia="en-GB"/>
               </w:rPr>
-              <w:t>1</w:t>
-            </w:r>
-            <w:r>
-              <w:rPr>
-                <w:rFonts w:eastAsiaTheme="minorEastAsia"/>
-                <w:b w:val="0"/>
-                <w:bCs w:val="0"/>
-                <w:i w:val="0"/>
-                <w:iCs w:val="0"/>
-                <w:noProof/>
-                <w:szCs w:val="21"/>
-                <w:lang w:eastAsia="en-GB"/>
+              <w:t>List of Figures</w:t>
+            </w:r>
+            <w:r>
+              <w:rPr>
+                <w:noProof/>
+                <w:webHidden/>
               </w:rPr>
               <w:tab/>
             </w:r>
             <w:r>
               <w:rPr>
-                <w:rStyle w:val="Hyperlink"/>
-                <w:rFonts w:eastAsia="Times New Roman"/>
-                <w:noProof/>
-                <w:lang w:eastAsia="en-GB"/>
-              </w:rPr>
-              <w:t>List of Figures</w:t>
-            </w:r>
-            <w:r>
-              <w:rPr>
-                <w:noProof/>
-                <w:webHidden/>
-              </w:rPr>
-              <w:tab/>
-            </w:r>
-            <w:r>
-              <w:rPr>
                 <w:noProof/>
                 <w:webHidden/>
               </w:rPr>
@@ -255,7 +232,7 @@
                 <w:noProof/>
                 <w:webHidden/>
               </w:rPr>
-              <w:instrText xml:space="preserve"> PAGEREF _Toc226449988 \h </w:instrText>
+              <w:instrText xml:space="preserve"> PAGEREF _Toc226478148 \h </w:instrText>
             </w:r>
             <w:r>
               <w:rPr>
@@ -294,17 +271,17 @@
               <w:tab w:val="right" w:leader="dot" w:pos="9016"/>
             </w:tabs>
             <w:rPr>
-              <w:rFonts w:eastAsiaTheme="minorEastAsia"/>
+              <w:rFonts w:eastAsiaTheme="minorEastAsia" w:cstheme="minorBidi"/>
               <w:b w:val="0"/>
               <w:bCs w:val="0"/>
               <w:i w:val="0"/>
               <w:iCs w:val="0"/>
               <w:noProof/>
-              <w:szCs w:val="21"/>
-              <w:lang w:eastAsia="en-GB"/>
+              <w:szCs w:val="24"/>
+              <w:lang w:eastAsia="en-GB" w:bidi="ar-SA"/>
             </w:rPr>
           </w:pPr>
-          <w:hyperlink w:anchor="_Toc226449989" w:history="1">
+          <w:hyperlink w:anchor="_Toc226478149" w:history="1">
             <w:r>
               <w:rPr>
                 <w:rStyle w:val="Hyperlink"/>
@@ -312,18 +289,18 @@
                 <w:noProof/>
                 <w:lang w:eastAsia="en-GB"/>
               </w:rPr>
-              <w:t>2</w:t>
-            </w:r>
-            <w:r>
-              <w:rPr>
-                <w:rFonts w:eastAsiaTheme="minorEastAsia"/>
+              <w:t>1</w:t>
+            </w:r>
+            <w:r>
+              <w:rPr>
+                <w:rFonts w:eastAsiaTheme="minorEastAsia" w:cstheme="minorBidi"/>
                 <w:b w:val="0"/>
                 <w:bCs w:val="0"/>
                 <w:i w:val="0"/>
                 <w:iCs w:val="0"/>
                 <w:noProof/>
-                <w:szCs w:val="21"/>
-                <w:lang w:eastAsia="en-GB"/>
+                <w:szCs w:val="24"/>
+                <w:lang w:eastAsia="en-GB" w:bidi="ar-SA"/>
               </w:rPr>
               <w:tab/>
             </w:r>
@@ -355,7 +332,7 @@
                 <w:noProof/>
                 <w:webHidden/>
               </w:rPr>
-              <w:instrText xml:space="preserve"> PAGEREF _Toc226449989 \h </w:instrText>
+              <w:instrText xml:space="preserve"> PAGEREF _Toc226478149 \h </w:instrText>
             </w:r>
             <w:r>
               <w:rPr>
@@ -394,16 +371,16 @@
               <w:tab w:val="right" w:leader="dot" w:pos="9016"/>
             </w:tabs>
             <w:rPr>
-              <w:rFonts w:eastAsiaTheme="minorEastAsia"/>
+              <w:rFonts w:eastAsiaTheme="minorEastAsia" w:cstheme="minorBidi"/>
               <w:b w:val="0"/>
               <w:bCs w:val="0"/>
               <w:noProof/>
               <w:sz w:val="24"/>
-              <w:szCs w:val="21"/>
-              <w:lang w:eastAsia="en-GB"/>
+              <w:szCs w:val="24"/>
+              <w:lang w:eastAsia="en-GB" w:bidi="ar-SA"/>
             </w:rPr>
           </w:pPr>
-          <w:hyperlink w:anchor="_Toc226449990" w:history="1">
+          <w:hyperlink w:anchor="_Toc226478150" w:history="1">
             <w:r>
               <w:rPr>
                 <w:rStyle w:val="Hyperlink"/>
@@ -411,17 +388,17 @@
                 <w:noProof/>
                 <w:lang w:eastAsia="en-GB"/>
               </w:rPr>
-              <w:t>2.1</w:t>
-            </w:r>
-            <w:r>
-              <w:rPr>
-                <w:rFonts w:eastAsiaTheme="minorEastAsia"/>
+              <w:t>1.1</w:t>
+            </w:r>
+            <w:r>
+              <w:rPr>
+                <w:rFonts w:eastAsiaTheme="minorEastAsia" w:cstheme="minorBidi"/>
                 <w:b w:val="0"/>
                 <w:bCs w:val="0"/>
                 <w:noProof/>
                 <w:sz w:val="24"/>
-                <w:szCs w:val="21"/>
-                <w:lang w:eastAsia="en-GB"/>
+                <w:szCs w:val="24"/>
+                <w:lang w:eastAsia="en-GB" w:bidi="ar-SA"/>
               </w:rPr>
               <w:tab/>
             </w:r>
@@ -453,7 +430,7 @@
                 <w:noProof/>
                 <w:webHidden/>
               </w:rPr>
-              <w:instrText xml:space="preserve"> PAGEREF _Toc226449990 \h </w:instrText>
+              <w:instrText xml:space="preserve"> PAGEREF _Toc226478150 \h </w:instrText>
             </w:r>
             <w:r>
               <w:rPr>
@@ -492,17 +469,17 @@
               <w:tab w:val="right" w:leader="dot" w:pos="9016"/>
             </w:tabs>
             <w:rPr>
-              <w:rFonts w:eastAsiaTheme="minorEastAsia"/>
+              <w:rFonts w:eastAsiaTheme="minorEastAsia" w:cstheme="minorBidi"/>
               <w:b w:val="0"/>
               <w:bCs w:val="0"/>
               <w:i w:val="0"/>
               <w:iCs w:val="0"/>
               <w:noProof/>
-              <w:szCs w:val="21"/>
-              <w:lang w:eastAsia="en-GB"/>
+              <w:szCs w:val="24"/>
+              <w:lang w:eastAsia="en-GB" w:bidi="ar-SA"/>
             </w:rPr>
           </w:pPr>
-          <w:hyperlink w:anchor="_Toc226449991" w:history="1">
+          <w:hyperlink w:anchor="_Toc226478151" w:history="1">
             <w:r>
               <w:rPr>
                 <w:rStyle w:val="Hyperlink"/>
@@ -510,18 +487,18 @@
                 <w:noProof/>
                 <w:lang w:eastAsia="en-GB"/>
               </w:rPr>
-              <w:t>3</w:t>
-            </w:r>
-            <w:r>
-              <w:rPr>
-                <w:rFonts w:eastAsiaTheme="minorEastAsia"/>
+              <w:t>2</w:t>
+            </w:r>
+            <w:r>
+              <w:rPr>
+                <w:rFonts w:eastAsiaTheme="minorEastAsia" w:cstheme="minorBidi"/>
                 <w:b w:val="0"/>
                 <w:bCs w:val="0"/>
                 <w:i w:val="0"/>
                 <w:iCs w:val="0"/>
                 <w:noProof/>
-                <w:szCs w:val="21"/>
-                <w:lang w:eastAsia="en-GB"/>
+                <w:szCs w:val="24"/>
+                <w:lang w:eastAsia="en-GB" w:bidi="ar-SA"/>
               </w:rPr>
               <w:tab/>
             </w:r>
@@ -553,7 +530,7 @@
                 <w:noProof/>
                 <w:webHidden/>
               </w:rPr>
-              <w:instrText xml:space="preserve"> PAGEREF _Toc226449991 \h </w:instrText>
+              <w:instrText xml:space="preserve"> PAGEREF _Toc226478151 \h </w:instrText>
             </w:r>
             <w:r>
               <w:rPr>
@@ -592,16 +569,16 @@
               <w:tab w:val="right" w:leader="dot" w:pos="9016"/>
             </w:tabs>
             <w:rPr>
-              <w:rFonts w:eastAsiaTheme="minorEastAsia"/>
+              <w:rFonts w:eastAsiaTheme="minorEastAsia" w:cstheme="minorBidi"/>
               <w:b w:val="0"/>
               <w:bCs w:val="0"/>
               <w:noProof/>
               <w:sz w:val="24"/>
-              <w:szCs w:val="21"/>
-              <w:lang w:eastAsia="en-GB"/>
+              <w:szCs w:val="24"/>
+              <w:lang w:eastAsia="en-GB" w:bidi="ar-SA"/>
             </w:rPr>
           </w:pPr>
-          <w:hyperlink w:anchor="_Toc226449992" w:history="1">
+          <w:hyperlink w:anchor="_Toc226478152" w:history="1">
             <w:r>
               <w:rPr>
                 <w:rStyle w:val="Hyperlink"/>
@@ -609,17 +586,17 @@
                 <w:noProof/>
                 <w:lang w:eastAsia="en-GB"/>
               </w:rPr>
-              <w:t>3.1</w:t>
-            </w:r>
-            <w:r>
-              <w:rPr>
-                <w:rFonts w:eastAsiaTheme="minorEastAsia"/>
+              <w:t>2.1</w:t>
+            </w:r>
+            <w:r>
+              <w:rPr>
+                <w:rFonts w:eastAsiaTheme="minorEastAsia" w:cstheme="minorBidi"/>
                 <w:b w:val="0"/>
                 <w:bCs w:val="0"/>
                 <w:noProof/>
                 <w:sz w:val="24"/>
-                <w:szCs w:val="21"/>
-                <w:lang w:eastAsia="en-GB"/>
+                <w:szCs w:val="24"/>
+                <w:lang w:eastAsia="en-GB" w:bidi="ar-SA"/>
               </w:rPr>
               <w:tab/>
             </w:r>
@@ -630,7 +607,25 @@
                 <w:noProof/>
                 <w:lang w:eastAsia="en-GB"/>
               </w:rPr>
-              <w:t>Data Sources</w:t>
+              <w:t>Data So</w:t>
+            </w:r>
+            <w:r>
+              <w:rPr>
+                <w:rStyle w:val="Hyperlink"/>
+                <w:rFonts w:eastAsia="Times New Roman"/>
+                <w:noProof/>
+                <w:lang w:eastAsia="en-GB"/>
+              </w:rPr>
+              <w:t>u</w:t>
+            </w:r>
+            <w:r>
+              <w:rPr>
+                <w:rStyle w:val="Hyperlink"/>
+                <w:rFonts w:eastAsia="Times New Roman"/>
+                <w:noProof/>
+                <w:lang w:eastAsia="en-GB"/>
+              </w:rPr>
+              <w:t>rces</w:t>
             </w:r>
             <w:r>
               <w:rPr>
@@ -651,7 +646,7 @@
                 <w:noProof/>
                 <w:webHidden/>
               </w:rPr>
-              <w:instrText xml:space="preserve"> PAGEREF _Toc226449992 \h </w:instrText>
+              <w:instrText xml:space="preserve"> PAGEREF _Toc226478152 \h </w:instrText>
             </w:r>
             <w:r>
               <w:rPr>
@@ -690,53 +685,49 @@
               <w:tab w:val="right" w:leader="dot" w:pos="9016"/>
             </w:tabs>
             <w:rPr>
-              <w:rFonts w:eastAsiaTheme="minorEastAsia"/>
+              <w:rFonts w:eastAsiaTheme="minorEastAsia" w:cstheme="minorBidi"/>
               <w:noProof/>
               <w:sz w:val="24"/>
-              <w:szCs w:val="21"/>
-              <w:lang w:eastAsia="en-GB"/>
+              <w:szCs w:val="24"/>
+              <w:lang w:eastAsia="en-GB" w:bidi="ar-SA"/>
             </w:rPr>
           </w:pPr>
-          <w:hyperlink w:anchor="_Toc226449993" w:history="1">
+          <w:hyperlink w:anchor="_Toc226478153" w:history="1">
             <w:r>
               <w:rPr>
                 <w:rStyle w:val="Hyperlink"/>
-                <w:b/>
-                <w:bCs/>
                 <w:noProof/>
                 <w:lang w:eastAsia="en-GB"/>
               </w:rPr>
-              <w:t>3.1.1</w:t>
-            </w:r>
-            <w:r>
-              <w:rPr>
-                <w:rFonts w:eastAsiaTheme="minorEastAsia"/>
+              <w:t>2.1.1</w:t>
+            </w:r>
+            <w:r>
+              <w:rPr>
+                <w:rFonts w:eastAsiaTheme="minorEastAsia" w:cstheme="minorBidi"/>
                 <w:noProof/>
                 <w:sz w:val="24"/>
-                <w:szCs w:val="21"/>
+                <w:szCs w:val="24"/>
+                <w:lang w:eastAsia="en-GB" w:bidi="ar-SA"/>
+              </w:rPr>
+              <w:tab/>
+            </w:r>
+            <w:r>
+              <w:rPr>
+                <w:rStyle w:val="Hyperlink"/>
+                <w:noProof/>
                 <w:lang w:eastAsia="en-GB"/>
               </w:rPr>
+              <w:t>GDP Growth</w:t>
+            </w:r>
+            <w:r>
+              <w:rPr>
+                <w:noProof/>
+                <w:webHidden/>
+              </w:rPr>
               <w:tab/>
             </w:r>
             <w:r>
               <w:rPr>
-                <w:rStyle w:val="Hyperlink"/>
-                <w:b/>
-                <w:bCs/>
-                <w:noProof/>
-                <w:lang w:eastAsia="en-GB"/>
-              </w:rPr>
-              <w:t>GDP Growth</w:t>
-            </w:r>
-            <w:r>
-              <w:rPr>
-                <w:noProof/>
-                <w:webHidden/>
-              </w:rPr>
-              <w:tab/>
-            </w:r>
-            <w:r>
-              <w:rPr>
                 <w:noProof/>
                 <w:webHidden/>
               </w:rPr>
@@ -747,7 +738,7 @@
                 <w:noProof/>
                 <w:webHidden/>
               </w:rPr>
-              <w:instrText xml:space="preserve"> PAGEREF _Toc226449993 \h </w:instrText>
+              <w:instrText xml:space="preserve"> PAGEREF _Toc226478153 \h </w:instrText>
             </w:r>
             <w:r>
               <w:rPr>
@@ -786,49 +777,49 @@
               <w:tab w:val="right" w:leader="dot" w:pos="9016"/>
             </w:tabs>
             <w:rPr>
-              <w:rFonts w:eastAsiaTheme="minorEastAsia"/>
+              <w:rFonts w:eastAsiaTheme="minorEastAsia" w:cstheme="minorBidi"/>
               <w:noProof/>
               <w:sz w:val="24"/>
-              <w:szCs w:val="21"/>
-              <w:lang w:eastAsia="en-GB"/>
+              <w:szCs w:val="24"/>
+              <w:lang w:eastAsia="en-GB" w:bidi="ar-SA"/>
             </w:rPr>
           </w:pPr>
-          <w:hyperlink w:anchor="_Toc226449994" w:history="1">
+          <w:hyperlink w:anchor="_Toc226478154" w:history="1">
             <w:r>
               <w:rPr>
                 <w:rStyle w:val="Hyperlink"/>
                 <w:noProof/>
                 <w:lang w:eastAsia="en-GB"/>
               </w:rPr>
-              <w:t>3.1.2</w:t>
-            </w:r>
-            <w:r>
-              <w:rPr>
-                <w:rFonts w:eastAsiaTheme="minorEastAsia"/>
+              <w:t>2.1.2</w:t>
+            </w:r>
+            <w:r>
+              <w:rPr>
+                <w:rFonts w:eastAsiaTheme="minorEastAsia" w:cstheme="minorBidi"/>
                 <w:noProof/>
                 <w:sz w:val="24"/>
-                <w:szCs w:val="21"/>
+                <w:szCs w:val="24"/>
+                <w:lang w:eastAsia="en-GB" w:bidi="ar-SA"/>
+              </w:rPr>
+              <w:tab/>
+            </w:r>
+            <w:r>
+              <w:rPr>
+                <w:rStyle w:val="Hyperlink"/>
+                <w:noProof/>
                 <w:lang w:eastAsia="en-GB"/>
               </w:rPr>
+              <w:t>Exports and Imports</w:t>
+            </w:r>
+            <w:r>
+              <w:rPr>
+                <w:noProof/>
+                <w:webHidden/>
+              </w:rPr>
               <w:tab/>
             </w:r>
             <w:r>
               <w:rPr>
-                <w:rStyle w:val="Hyperlink"/>
-                <w:noProof/>
-                <w:lang w:eastAsia="en-GB"/>
-              </w:rPr>
-              <w:t>Exports and Imports</w:t>
-            </w:r>
-            <w:r>
-              <w:rPr>
-                <w:noProof/>
-                <w:webHidden/>
-              </w:rPr>
-              <w:tab/>
-            </w:r>
-            <w:r>
-              <w:rPr>
                 <w:noProof/>
                 <w:webHidden/>
               </w:rPr>
@@ -839,7 +830,7 @@
                 <w:noProof/>
                 <w:webHidden/>
               </w:rPr>
-              <w:instrText xml:space="preserve"> PAGEREF _Toc226449994 \h </w:instrText>
+              <w:instrText xml:space="preserve"> PAGEREF _Toc226478154 \h </w:instrText>
             </w:r>
             <w:r>
               <w:rPr>
@@ -878,49 +869,49 @@
               <w:tab w:val="right" w:leader="dot" w:pos="9016"/>
             </w:tabs>
             <w:rPr>
-              <w:rFonts w:eastAsiaTheme="minorEastAsia"/>
+              <w:rFonts w:eastAsiaTheme="minorEastAsia" w:cstheme="minorBidi"/>
               <w:noProof/>
               <w:sz w:val="24"/>
-              <w:szCs w:val="21"/>
-              <w:lang w:eastAsia="en-GB"/>
+              <w:szCs w:val="24"/>
+              <w:lang w:eastAsia="en-GB" w:bidi="ar-SA"/>
             </w:rPr>
           </w:pPr>
-          <w:hyperlink w:anchor="_Toc226449995" w:history="1">
+          <w:hyperlink w:anchor="_Toc226478155" w:history="1">
             <w:r>
               <w:rPr>
                 <w:rStyle w:val="Hyperlink"/>
                 <w:noProof/>
                 <w:lang w:eastAsia="en-GB"/>
               </w:rPr>
-              <w:t>3.1.3</w:t>
-            </w:r>
-            <w:r>
-              <w:rPr>
-                <w:rFonts w:eastAsiaTheme="minorEastAsia"/>
+              <w:t>2.1.3</w:t>
+            </w:r>
+            <w:r>
+              <w:rPr>
+                <w:rFonts w:eastAsiaTheme="minorEastAsia" w:cstheme="minorBidi"/>
                 <w:noProof/>
                 <w:sz w:val="24"/>
-                <w:szCs w:val="21"/>
+                <w:szCs w:val="24"/>
+                <w:lang w:eastAsia="en-GB" w:bidi="ar-SA"/>
+              </w:rPr>
+              <w:tab/>
+            </w:r>
+            <w:r>
+              <w:rPr>
+                <w:rStyle w:val="Hyperlink"/>
+                <w:noProof/>
                 <w:lang w:eastAsia="en-GB"/>
               </w:rPr>
+              <w:t>Trade Balance</w:t>
+            </w:r>
+            <w:r>
+              <w:rPr>
+                <w:noProof/>
+                <w:webHidden/>
+              </w:rPr>
               <w:tab/>
             </w:r>
             <w:r>
               <w:rPr>
-                <w:rStyle w:val="Hyperlink"/>
-                <w:noProof/>
-                <w:lang w:eastAsia="en-GB"/>
-              </w:rPr>
-              <w:t>Trade Balance</w:t>
-            </w:r>
-            <w:r>
-              <w:rPr>
-                <w:noProof/>
-                <w:webHidden/>
-              </w:rPr>
-              <w:tab/>
-            </w:r>
-            <w:r>
-              <w:rPr>
                 <w:noProof/>
                 <w:webHidden/>
               </w:rPr>
@@ -931,7 +922,7 @@
                 <w:noProof/>
                 <w:webHidden/>
               </w:rPr>
-              <w:instrText xml:space="preserve"> PAGEREF _Toc226449995 \h </w:instrText>
+              <w:instrText xml:space="preserve"> PAGEREF _Toc226478155 \h </w:instrText>
             </w:r>
             <w:r>
               <w:rPr>
@@ -951,7 +942,7 @@
                 <w:noProof/>
                 <w:webHidden/>
               </w:rPr>
-              <w:t>6</w:t>
+              <w:t>5</w:t>
             </w:r>
             <w:r>
               <w:rPr>
@@ -970,49 +961,49 @@
               <w:tab w:val="right" w:leader="dot" w:pos="9016"/>
             </w:tabs>
             <w:rPr>
-              <w:rFonts w:eastAsiaTheme="minorEastAsia"/>
+              <w:rFonts w:eastAsiaTheme="minorEastAsia" w:cstheme="minorBidi"/>
               <w:noProof/>
               <w:sz w:val="24"/>
-              <w:szCs w:val="21"/>
-              <w:lang w:eastAsia="en-GB"/>
+              <w:szCs w:val="24"/>
+              <w:lang w:eastAsia="en-GB" w:bidi="ar-SA"/>
             </w:rPr>
           </w:pPr>
-          <w:hyperlink w:anchor="_Toc226449996" w:history="1">
+          <w:hyperlink w:anchor="_Toc226478156" w:history="1">
             <w:r>
               <w:rPr>
                 <w:rStyle w:val="Hyperlink"/>
                 <w:noProof/>
                 <w:lang w:eastAsia="en-GB"/>
               </w:rPr>
-              <w:t>3.1.4</w:t>
-            </w:r>
-            <w:r>
-              <w:rPr>
-                <w:rFonts w:eastAsiaTheme="minorEastAsia"/>
+              <w:t>2.1.4</w:t>
+            </w:r>
+            <w:r>
+              <w:rPr>
+                <w:rFonts w:eastAsiaTheme="minorEastAsia" w:cstheme="minorBidi"/>
                 <w:noProof/>
                 <w:sz w:val="24"/>
-                <w:szCs w:val="21"/>
+                <w:szCs w:val="24"/>
+                <w:lang w:eastAsia="en-GB" w:bidi="ar-SA"/>
+              </w:rPr>
+              <w:tab/>
+            </w:r>
+            <w:r>
+              <w:rPr>
+                <w:rStyle w:val="Hyperlink"/>
+                <w:noProof/>
                 <w:lang w:eastAsia="en-GB"/>
               </w:rPr>
+              <w:t>Youth Unemployment</w:t>
+            </w:r>
+            <w:r>
+              <w:rPr>
+                <w:noProof/>
+                <w:webHidden/>
+              </w:rPr>
               <w:tab/>
             </w:r>
             <w:r>
               <w:rPr>
-                <w:rStyle w:val="Hyperlink"/>
-                <w:noProof/>
-                <w:lang w:eastAsia="en-GB"/>
-              </w:rPr>
-              <w:t>Youth Unemployment</w:t>
-            </w:r>
-            <w:r>
-              <w:rPr>
-                <w:noProof/>
-                <w:webHidden/>
-              </w:rPr>
-              <w:tab/>
-            </w:r>
-            <w:r>
-              <w:rPr>
                 <w:noProof/>
                 <w:webHidden/>
               </w:rPr>
@@ -1023,7 +1014,7 @@
                 <w:noProof/>
                 <w:webHidden/>
               </w:rPr>
-              <w:instrText xml:space="preserve"> PAGEREF _Toc226449996 \h </w:instrText>
+              <w:instrText xml:space="preserve"> PAGEREF _Toc226478156 \h </w:instrText>
             </w:r>
             <w:r>
               <w:rPr>
@@ -1062,49 +1053,49 @@
               <w:tab w:val="right" w:leader="dot" w:pos="9016"/>
             </w:tabs>
             <w:rPr>
-              <w:rFonts w:eastAsiaTheme="minorEastAsia"/>
+              <w:rFonts w:eastAsiaTheme="minorEastAsia" w:cstheme="minorBidi"/>
               <w:noProof/>
               <w:sz w:val="24"/>
-              <w:szCs w:val="21"/>
-              <w:lang w:eastAsia="en-GB"/>
+              <w:szCs w:val="24"/>
+              <w:lang w:eastAsia="en-GB" w:bidi="ar-SA"/>
             </w:rPr>
           </w:pPr>
-          <w:hyperlink w:anchor="_Toc226449997" w:history="1">
+          <w:hyperlink w:anchor="_Toc226478157" w:history="1">
             <w:r>
               <w:rPr>
                 <w:rStyle w:val="Hyperlink"/>
                 <w:noProof/>
                 <w:lang w:eastAsia="en-GB"/>
               </w:rPr>
-              <w:t>3.1.5</w:t>
-            </w:r>
-            <w:r>
-              <w:rPr>
-                <w:rFonts w:eastAsiaTheme="minorEastAsia"/>
+              <w:t>2.1.5</w:t>
+            </w:r>
+            <w:r>
+              <w:rPr>
+                <w:rFonts w:eastAsiaTheme="minorEastAsia" w:cstheme="minorBidi"/>
                 <w:noProof/>
                 <w:sz w:val="24"/>
-                <w:szCs w:val="21"/>
+                <w:szCs w:val="24"/>
+                <w:lang w:eastAsia="en-GB" w:bidi="ar-SA"/>
+              </w:rPr>
+              <w:tab/>
+            </w:r>
+            <w:r>
+              <w:rPr>
+                <w:rStyle w:val="Hyperlink"/>
+                <w:noProof/>
                 <w:lang w:eastAsia="en-GB"/>
               </w:rPr>
+              <w:t>Inflation Rate</w:t>
+            </w:r>
+            <w:r>
+              <w:rPr>
+                <w:noProof/>
+                <w:webHidden/>
+              </w:rPr>
               <w:tab/>
             </w:r>
             <w:r>
               <w:rPr>
-                <w:rStyle w:val="Hyperlink"/>
-                <w:noProof/>
-                <w:lang w:eastAsia="en-GB"/>
-              </w:rPr>
-              <w:t>Inflation Rate</w:t>
-            </w:r>
-            <w:r>
-              <w:rPr>
-                <w:noProof/>
-                <w:webHidden/>
-              </w:rPr>
-              <w:tab/>
-            </w:r>
-            <w:r>
-              <w:rPr>
                 <w:noProof/>
                 <w:webHidden/>
               </w:rPr>
@@ -1115,7 +1106,7 @@
                 <w:noProof/>
                 <w:webHidden/>
               </w:rPr>
-              <w:instrText xml:space="preserve"> PAGEREF _Toc226449997 \h </w:instrText>
+              <w:instrText xml:space="preserve"> PAGEREF _Toc226478157 \h </w:instrText>
             </w:r>
             <w:r>
               <w:rPr>
@@ -1154,16 +1145,16 @@
               <w:tab w:val="right" w:leader="dot" w:pos="9016"/>
             </w:tabs>
             <w:rPr>
-              <w:rFonts w:eastAsiaTheme="minorEastAsia"/>
+              <w:rFonts w:eastAsiaTheme="minorEastAsia" w:cstheme="minorBidi"/>
               <w:b w:val="0"/>
               <w:bCs w:val="0"/>
               <w:noProof/>
               <w:sz w:val="24"/>
-              <w:szCs w:val="21"/>
-              <w:lang w:eastAsia="en-GB"/>
+              <w:szCs w:val="24"/>
+              <w:lang w:eastAsia="en-GB" w:bidi="ar-SA"/>
             </w:rPr>
           </w:pPr>
-          <w:hyperlink w:anchor="_Toc226449998" w:history="1">
+          <w:hyperlink w:anchor="_Toc226478158" w:history="1">
             <w:r>
               <w:rPr>
                 <w:rStyle w:val="Hyperlink"/>
@@ -1171,17 +1162,17 @@
                 <w:noProof/>
                 <w:lang w:eastAsia="en-GB"/>
               </w:rPr>
-              <w:t>3.2</w:t>
-            </w:r>
-            <w:r>
-              <w:rPr>
-                <w:rFonts w:eastAsiaTheme="minorEastAsia"/>
+              <w:t>2.2</w:t>
+            </w:r>
+            <w:r>
+              <w:rPr>
+                <w:rFonts w:eastAsiaTheme="minorEastAsia" w:cstheme="minorBidi"/>
                 <w:b w:val="0"/>
                 <w:bCs w:val="0"/>
                 <w:noProof/>
                 <w:sz w:val="24"/>
-                <w:szCs w:val="21"/>
-                <w:lang w:eastAsia="en-GB"/>
+                <w:szCs w:val="24"/>
+                <w:lang w:eastAsia="en-GB" w:bidi="ar-SA"/>
               </w:rPr>
               <w:tab/>
             </w:r>
@@ -1213,7 +1204,7 @@
                 <w:noProof/>
                 <w:webHidden/>
               </w:rPr>
-              <w:instrText xml:space="preserve"> PAGEREF _Toc226449998 \h </w:instrText>
+              <w:instrText xml:space="preserve"> PAGEREF _Toc226478158 \h </w:instrText>
             </w:r>
             <w:r>
               <w:rPr>
@@ -1252,17 +1243,17 @@
               <w:tab w:val="right" w:leader="dot" w:pos="9016"/>
             </w:tabs>
             <w:rPr>
-              <w:rFonts w:eastAsiaTheme="minorEastAsia"/>
+              <w:rFonts w:eastAsiaTheme="minorEastAsia" w:cstheme="minorBidi"/>
               <w:b w:val="0"/>
               <w:bCs w:val="0"/>
               <w:i w:val="0"/>
               <w:iCs w:val="0"/>
               <w:noProof/>
-              <w:szCs w:val="21"/>
-              <w:lang w:eastAsia="en-GB"/>
+              <w:szCs w:val="24"/>
+              <w:lang w:eastAsia="en-GB" w:bidi="ar-SA"/>
             </w:rPr>
           </w:pPr>
-          <w:hyperlink w:anchor="_Toc226449999" w:history="1">
+          <w:hyperlink w:anchor="_Toc226478159" w:history="1">
             <w:r>
               <w:rPr>
                 <w:rStyle w:val="Hyperlink"/>
@@ -1270,18 +1261,18 @@
                 <w:noProof/>
                 <w:lang w:eastAsia="en-GB"/>
               </w:rPr>
-              <w:t>4</w:t>
-            </w:r>
-            <w:r>
-              <w:rPr>
-                <w:rFonts w:eastAsiaTheme="minorEastAsia"/>
+              <w:t>3</w:t>
+            </w:r>
+            <w:r>
+              <w:rPr>
+                <w:rFonts w:eastAsiaTheme="minorEastAsia" w:cstheme="minorBidi"/>
                 <w:b w:val="0"/>
                 <w:bCs w:val="0"/>
                 <w:i w:val="0"/>
                 <w:iCs w:val="0"/>
                 <w:noProof/>
-                <w:szCs w:val="21"/>
-                <w:lang w:eastAsia="en-GB"/>
+                <w:szCs w:val="24"/>
+                <w:lang w:eastAsia="en-GB" w:bidi="ar-SA"/>
               </w:rPr>
               <w:tab/>
             </w:r>
@@ -1313,7 +1304,7 @@
                 <w:noProof/>
                 <w:webHidden/>
               </w:rPr>
-              <w:instrText xml:space="preserve"> PAGEREF _Toc226449999 \h </w:instrText>
+              <w:instrText xml:space="preserve"> PAGEREF _Toc226478159 \h </w:instrText>
             </w:r>
             <w:r>
               <w:rPr>
@@ -1333,7 +1324,7 @@
                 <w:noProof/>
                 <w:webHidden/>
               </w:rPr>
-              <w:t>7</w:t>
+              <w:t>6</w:t>
             </w:r>
             <w:r>
               <w:rPr>
@@ -1352,16 +1343,16 @@
               <w:tab w:val="right" w:leader="dot" w:pos="9016"/>
             </w:tabs>
             <w:rPr>
-              <w:rFonts w:eastAsiaTheme="minorEastAsia"/>
+              <w:rFonts w:eastAsiaTheme="minorEastAsia" w:cstheme="minorBidi"/>
               <w:b w:val="0"/>
               <w:bCs w:val="0"/>
               <w:noProof/>
               <w:sz w:val="24"/>
-              <w:szCs w:val="21"/>
-              <w:lang w:eastAsia="en-GB"/>
+              <w:szCs w:val="24"/>
+              <w:lang w:eastAsia="en-GB" w:bidi="ar-SA"/>
             </w:rPr>
           </w:pPr>
-          <w:hyperlink w:anchor="_Toc226450000" w:history="1">
+          <w:hyperlink w:anchor="_Toc226478160" w:history="1">
             <w:r>
               <w:rPr>
                 <w:rStyle w:val="Hyperlink"/>
@@ -1369,17 +1360,17 @@
                 <w:noProof/>
                 <w:lang w:eastAsia="en-GB"/>
               </w:rPr>
-              <w:t>4.1</w:t>
-            </w:r>
-            <w:r>
-              <w:rPr>
-                <w:rFonts w:eastAsiaTheme="minorEastAsia"/>
+              <w:t>3.1</w:t>
+            </w:r>
+            <w:r>
+              <w:rPr>
+                <w:rFonts w:eastAsiaTheme="minorEastAsia" w:cstheme="minorBidi"/>
                 <w:b w:val="0"/>
                 <w:bCs w:val="0"/>
                 <w:noProof/>
                 <w:sz w:val="24"/>
-                <w:szCs w:val="21"/>
-                <w:lang w:eastAsia="en-GB"/>
+                <w:szCs w:val="24"/>
+                <w:lang w:eastAsia="en-GB" w:bidi="ar-SA"/>
               </w:rPr>
               <w:tab/>
             </w:r>
@@ -1411,7 +1402,7 @@
                 <w:noProof/>
                 <w:webHidden/>
               </w:rPr>
-              <w:instrText xml:space="preserve"> PAGEREF _Toc226450000 \h </w:instrText>
+              <w:instrText xml:space="preserve"> PAGEREF _Toc226478160 \h </w:instrText>
             </w:r>
             <w:r>
               <w:rPr>
@@ -1450,16 +1441,16 @@
               <w:tab w:val="right" w:leader="dot" w:pos="9016"/>
             </w:tabs>
             <w:rPr>
-              <w:rFonts w:eastAsiaTheme="minorEastAsia"/>
+              <w:rFonts w:eastAsiaTheme="minorEastAsia" w:cstheme="minorBidi"/>
               <w:b w:val="0"/>
               <w:bCs w:val="0"/>
               <w:noProof/>
               <w:sz w:val="24"/>
-              <w:szCs w:val="21"/>
-              <w:lang w:eastAsia="en-GB"/>
+              <w:szCs w:val="24"/>
+              <w:lang w:eastAsia="en-GB" w:bidi="ar-SA"/>
             </w:rPr>
           </w:pPr>
-          <w:hyperlink w:anchor="_Toc226450001" w:history="1">
+          <w:hyperlink w:anchor="_Toc226478161" w:history="1">
             <w:r>
               <w:rPr>
                 <w:rStyle w:val="Hyperlink"/>
@@ -1467,17 +1458,17 @@
                 <w:noProof/>
                 <w:lang w:eastAsia="en-GB"/>
               </w:rPr>
-              <w:t>4.2</w:t>
-            </w:r>
-            <w:r>
-              <w:rPr>
-                <w:rFonts w:eastAsiaTheme="minorEastAsia"/>
+              <w:t>3.2</w:t>
+            </w:r>
+            <w:r>
+              <w:rPr>
+                <w:rFonts w:eastAsiaTheme="minorEastAsia" w:cstheme="minorBidi"/>
                 <w:b w:val="0"/>
                 <w:bCs w:val="0"/>
                 <w:noProof/>
                 <w:sz w:val="24"/>
-                <w:szCs w:val="21"/>
-                <w:lang w:eastAsia="en-GB"/>
+                <w:szCs w:val="24"/>
+                <w:lang w:eastAsia="en-GB" w:bidi="ar-SA"/>
               </w:rPr>
               <w:tab/>
             </w:r>
@@ -1509,7 +1500,7 @@
                 <w:noProof/>
                 <w:webHidden/>
               </w:rPr>
-              <w:instrText xml:space="preserve"> PAGEREF _Toc226450001 \h </w:instrText>
+              <w:instrText xml:space="preserve"> PAGEREF _Toc226478161 \h </w:instrText>
             </w:r>
             <w:r>
               <w:rPr>
@@ -1529,7 +1520,7 @@
                 <w:noProof/>
                 <w:webHidden/>
               </w:rPr>
-              <w:t>8</w:t>
+              <w:t>7</w:t>
             </w:r>
             <w:r>
               <w:rPr>
@@ -1548,16 +1539,16 @@
               <w:tab w:val="right" w:leader="dot" w:pos="9016"/>
             </w:tabs>
             <w:rPr>
-              <w:rFonts w:eastAsiaTheme="minorEastAsia"/>
+              <w:rFonts w:eastAsiaTheme="minorEastAsia" w:cstheme="minorBidi"/>
               <w:b w:val="0"/>
               <w:bCs w:val="0"/>
               <w:noProof/>
               <w:sz w:val="24"/>
-              <w:szCs w:val="21"/>
-              <w:lang w:eastAsia="en-GB"/>
+              <w:szCs w:val="24"/>
+              <w:lang w:eastAsia="en-GB" w:bidi="ar-SA"/>
             </w:rPr>
           </w:pPr>
-          <w:hyperlink w:anchor="_Toc226450002" w:history="1">
+          <w:hyperlink w:anchor="_Toc226478162" w:history="1">
             <w:r>
               <w:rPr>
                 <w:rStyle w:val="Hyperlink"/>
@@ -1565,17 +1556,17 @@
                 <w:noProof/>
                 <w:lang w:eastAsia="en-GB"/>
               </w:rPr>
-              <w:t>4.3</w:t>
-            </w:r>
-            <w:r>
-              <w:rPr>
-                <w:rFonts w:eastAsiaTheme="minorEastAsia"/>
+              <w:t>3.3</w:t>
+            </w:r>
+            <w:r>
+              <w:rPr>
+                <w:rFonts w:eastAsiaTheme="minorEastAsia" w:cstheme="minorBidi"/>
                 <w:b w:val="0"/>
                 <w:bCs w:val="0"/>
                 <w:noProof/>
                 <w:sz w:val="24"/>
-                <w:szCs w:val="21"/>
-                <w:lang w:eastAsia="en-GB"/>
+                <w:szCs w:val="24"/>
+                <w:lang w:eastAsia="en-GB" w:bidi="ar-SA"/>
               </w:rPr>
               <w:tab/>
             </w:r>
@@ -1607,7 +1598,7 @@
                 <w:noProof/>
                 <w:webHidden/>
               </w:rPr>
-              <w:instrText xml:space="preserve"> PAGEREF _Toc226450002 \h </w:instrText>
+              <w:instrText xml:space="preserve"> PAGEREF _Toc226478162 \h </w:instrText>
             </w:r>
             <w:r>
               <w:rPr>
@@ -1646,16 +1637,16 @@
               <w:tab w:val="right" w:leader="dot" w:pos="9016"/>
             </w:tabs>
             <w:rPr>
-              <w:rFonts w:eastAsiaTheme="minorEastAsia"/>
+              <w:rFonts w:eastAsiaTheme="minorEastAsia" w:cstheme="minorBidi"/>
               <w:b w:val="0"/>
               <w:bCs w:val="0"/>
               <w:noProof/>
               <w:sz w:val="24"/>
-              <w:szCs w:val="21"/>
-              <w:lang w:eastAsia="en-GB"/>
+              <w:szCs w:val="24"/>
+              <w:lang w:eastAsia="en-GB" w:bidi="ar-SA"/>
             </w:rPr>
           </w:pPr>
-          <w:hyperlink w:anchor="_Toc226450003" w:history="1">
+          <w:hyperlink w:anchor="_Toc226478163" w:history="1">
             <w:r>
               <w:rPr>
                 <w:rStyle w:val="Hyperlink"/>
@@ -1663,17 +1654,17 @@
                 <w:noProof/>
                 <w:lang w:eastAsia="en-GB"/>
               </w:rPr>
-              <w:t>4.4</w:t>
-            </w:r>
-            <w:r>
-              <w:rPr>
-                <w:rFonts w:eastAsiaTheme="minorEastAsia"/>
+              <w:t>3.4</w:t>
+            </w:r>
+            <w:r>
+              <w:rPr>
+                <w:rFonts w:eastAsiaTheme="minorEastAsia" w:cstheme="minorBidi"/>
                 <w:b w:val="0"/>
                 <w:bCs w:val="0"/>
                 <w:noProof/>
                 <w:sz w:val="24"/>
-                <w:szCs w:val="21"/>
-                <w:lang w:eastAsia="en-GB"/>
+                <w:szCs w:val="24"/>
+                <w:lang w:eastAsia="en-GB" w:bidi="ar-SA"/>
               </w:rPr>
               <w:tab/>
             </w:r>
@@ -1705,7 +1696,7 @@
                 <w:noProof/>
                 <w:webHidden/>
               </w:rPr>
-              <w:instrText xml:space="preserve"> PAGEREF _Toc226450003 \h </w:instrText>
+              <w:instrText xml:space="preserve"> PAGEREF _Toc226478163 \h </w:instrText>
             </w:r>
             <w:r>
               <w:rPr>
@@ -1744,16 +1735,16 @@
               <w:tab w:val="right" w:leader="dot" w:pos="9016"/>
             </w:tabs>
             <w:rPr>
-              <w:rFonts w:eastAsiaTheme="minorEastAsia"/>
+              <w:rFonts w:eastAsiaTheme="minorEastAsia" w:cstheme="minorBidi"/>
               <w:b w:val="0"/>
               <w:bCs w:val="0"/>
               <w:noProof/>
               <w:sz w:val="24"/>
-              <w:szCs w:val="21"/>
-              <w:lang w:eastAsia="en-GB"/>
+              <w:szCs w:val="24"/>
+              <w:lang w:eastAsia="en-GB" w:bidi="ar-SA"/>
             </w:rPr>
           </w:pPr>
-          <w:hyperlink w:anchor="_Toc226450004" w:history="1">
+          <w:hyperlink w:anchor="_Toc226478164" w:history="1">
             <w:r>
               <w:rPr>
                 <w:rStyle w:val="Hyperlink"/>
@@ -1761,17 +1752,17 @@
                 <w:noProof/>
                 <w:lang w:eastAsia="en-GB"/>
               </w:rPr>
-              <w:t>4.5</w:t>
-            </w:r>
-            <w:r>
-              <w:rPr>
-                <w:rFonts w:eastAsiaTheme="minorEastAsia"/>
+              <w:t>3.5</w:t>
+            </w:r>
+            <w:r>
+              <w:rPr>
+                <w:rFonts w:eastAsiaTheme="minorEastAsia" w:cstheme="minorBidi"/>
                 <w:b w:val="0"/>
                 <w:bCs w:val="0"/>
                 <w:noProof/>
                 <w:sz w:val="24"/>
-                <w:szCs w:val="21"/>
-                <w:lang w:eastAsia="en-GB"/>
+                <w:szCs w:val="24"/>
+                <w:lang w:eastAsia="en-GB" w:bidi="ar-SA"/>
               </w:rPr>
               <w:tab/>
             </w:r>
@@ -1803,7 +1794,7 @@
                 <w:noProof/>
                 <w:webHidden/>
               </w:rPr>
-              <w:instrText xml:space="preserve"> PAGEREF _Toc226450004 \h </w:instrText>
+              <w:instrText xml:space="preserve"> PAGEREF _Toc226478164 \h </w:instrText>
             </w:r>
             <w:r>
               <w:rPr>
@@ -1842,16 +1833,16 @@
               <w:tab w:val="right" w:leader="dot" w:pos="9016"/>
             </w:tabs>
             <w:rPr>
-              <w:rFonts w:eastAsiaTheme="minorEastAsia"/>
+              <w:rFonts w:eastAsiaTheme="minorEastAsia" w:cstheme="minorBidi"/>
               <w:b w:val="0"/>
               <w:bCs w:val="0"/>
               <w:noProof/>
               <w:sz w:val="24"/>
-              <w:szCs w:val="21"/>
-              <w:lang w:eastAsia="en-GB"/>
+              <w:szCs w:val="24"/>
+              <w:lang w:eastAsia="en-GB" w:bidi="ar-SA"/>
             </w:rPr>
           </w:pPr>
-          <w:hyperlink w:anchor="_Toc226450005" w:history="1">
+          <w:hyperlink w:anchor="_Toc226478165" w:history="1">
             <w:r>
               <w:rPr>
                 <w:rStyle w:val="Hyperlink"/>
@@ -1859,17 +1850,17 @@
                 <w:noProof/>
                 <w:lang w:eastAsia="en-GB"/>
               </w:rPr>
-              <w:t>4.6</w:t>
-            </w:r>
-            <w:r>
-              <w:rPr>
-                <w:rFonts w:eastAsiaTheme="minorEastAsia"/>
+              <w:t>3.6</w:t>
+            </w:r>
+            <w:r>
+              <w:rPr>
+                <w:rFonts w:eastAsiaTheme="minorEastAsia" w:cstheme="minorBidi"/>
                 <w:b w:val="0"/>
                 <w:bCs w:val="0"/>
                 <w:noProof/>
                 <w:sz w:val="24"/>
-                <w:szCs w:val="21"/>
-                <w:lang w:eastAsia="en-GB"/>
+                <w:szCs w:val="24"/>
+                <w:lang w:eastAsia="en-GB" w:bidi="ar-SA"/>
               </w:rPr>
               <w:tab/>
             </w:r>
@@ -1901,7 +1892,7 @@
                 <w:noProof/>
                 <w:webHidden/>
               </w:rPr>
-              <w:instrText xml:space="preserve"> PAGEREF _Toc226450005 \h </w:instrText>
+              <w:instrText xml:space="preserve"> PAGEREF _Toc226478165 \h </w:instrText>
             </w:r>
             <w:r>
               <w:rPr>
@@ -1940,17 +1931,17 @@
               <w:tab w:val="right" w:leader="dot" w:pos="9016"/>
             </w:tabs>
             <w:rPr>
-              <w:rFonts w:eastAsiaTheme="minorEastAsia"/>
+              <w:rFonts w:eastAsiaTheme="minorEastAsia" w:cstheme="minorBidi"/>
               <w:b w:val="0"/>
               <w:bCs w:val="0"/>
               <w:i w:val="0"/>
               <w:iCs w:val="0"/>
               <w:noProof/>
-              <w:szCs w:val="21"/>
-              <w:lang w:eastAsia="en-GB"/>
+              <w:szCs w:val="24"/>
+              <w:lang w:eastAsia="en-GB" w:bidi="ar-SA"/>
             </w:rPr>
           </w:pPr>
-          <w:hyperlink w:anchor="_Toc226450006" w:history="1">
+          <w:hyperlink w:anchor="_Toc226478166" w:history="1">
             <w:r>
               <w:rPr>
                 <w:rStyle w:val="Hyperlink"/>
@@ -1958,18 +1949,18 @@
                 <w:noProof/>
                 <w:lang w:eastAsia="en-GB"/>
               </w:rPr>
-              <w:t>5</w:t>
-            </w:r>
-            <w:r>
-              <w:rPr>
-                <w:rFonts w:eastAsiaTheme="minorEastAsia"/>
+              <w:t>4</w:t>
+            </w:r>
+            <w:r>
+              <w:rPr>
+                <w:rFonts w:eastAsiaTheme="minorEastAsia" w:cstheme="minorBidi"/>
                 <w:b w:val="0"/>
                 <w:bCs w:val="0"/>
                 <w:i w:val="0"/>
                 <w:iCs w:val="0"/>
                 <w:noProof/>
-                <w:szCs w:val="21"/>
-                <w:lang w:eastAsia="en-GB"/>
+                <w:szCs w:val="24"/>
+                <w:lang w:eastAsia="en-GB" w:bidi="ar-SA"/>
               </w:rPr>
               <w:tab/>
             </w:r>
@@ -2001,7 +1992,7 @@
                 <w:noProof/>
                 <w:webHidden/>
               </w:rPr>
-              <w:instrText xml:space="preserve"> PAGEREF _Toc226450006 \h </w:instrText>
+              <w:instrText xml:space="preserve"> PAGEREF _Toc226478166 \h </w:instrText>
             </w:r>
             <w:r>
               <w:rPr>
@@ -2039,17 +2030,17 @@
               <w:tab w:val="right" w:leader="dot" w:pos="9016"/>
             </w:tabs>
             <w:rPr>
-              <w:rFonts w:eastAsiaTheme="minorEastAsia"/>
+              <w:rFonts w:eastAsiaTheme="minorEastAsia" w:cstheme="minorBidi"/>
               <w:b w:val="0"/>
               <w:bCs w:val="0"/>
               <w:i w:val="0"/>
               <w:iCs w:val="0"/>
               <w:noProof/>
-              <w:szCs w:val="21"/>
-              <w:lang w:eastAsia="en-GB"/>
+              <w:szCs w:val="24"/>
+              <w:lang w:eastAsia="en-GB" w:bidi="ar-SA"/>
             </w:rPr>
           </w:pPr>
-          <w:hyperlink w:anchor="_Toc226450007" w:history="1">
+          <w:hyperlink w:anchor="_Toc226478167" w:history="1">
             <w:r>
               <w:rPr>
                 <w:rStyle w:val="Hyperlink"/>
@@ -2078,7 +2069,7 @@
                 <w:noProof/>
                 <w:webHidden/>
               </w:rPr>
-              <w:instrText xml:space="preserve"> PAGEREF _Toc226450007 \h </w:instrText>
+              <w:instrText xml:space="preserve"> PAGEREF _Toc226478167 \h </w:instrText>
             </w:r>
             <w:r>
               <w:rPr>
@@ -2153,12 +2144,17 @@
     <w:p>
       <w:pPr>
         <w:pStyle w:val="Heading1"/>
+        <w:numPr>
+          <w:ilvl w:val="0"/>
+          <w:numId w:val="0"/>
+        </w:numPr>
+        <w:ind w:left="432" w:hanging="432"/>
         <w:rPr>
           <w:rFonts w:eastAsia="Times New Roman"/>
           <w:lang w:eastAsia="en-GB"/>
         </w:rPr>
       </w:pPr>
-      <w:bookmarkStart w:id="0" w:name="_Toc226449988"/>
+      <w:bookmarkStart w:id="0" w:name="_Toc226478148"/>
       <w:r>
         <w:rPr>
           <w:rFonts w:eastAsia="Times New Roman"/>
@@ -2756,7 +2752,7 @@
           <w:lang w:eastAsia="en-GB"/>
         </w:rPr>
       </w:pPr>
-      <w:bookmarkStart w:id="1" w:name="_Toc226449989"/>
+      <w:bookmarkStart w:id="1" w:name="_Toc226478149"/>
       <w:r>
         <w:rPr>
           <w:rFonts w:eastAsia="Times New Roman"/>
@@ -2790,7 +2786,7 @@
           <w:lang w:eastAsia="en-GB"/>
         </w:rPr>
       </w:pPr>
-      <w:bookmarkStart w:id="2" w:name="_Toc226449990"/>
+      <w:bookmarkStart w:id="2" w:name="_Toc226478150"/>
       <w:r>
         <w:rPr>
           <w:rFonts w:eastAsia="Times New Roman"/>
@@ -2823,7 +2819,7 @@
           <w:lang w:eastAsia="en-GB"/>
         </w:rPr>
       </w:pPr>
-      <w:bookmarkStart w:id="3" w:name="_Toc226449991"/>
+      <w:bookmarkStart w:id="3" w:name="_Toc226478151"/>
       <w:r>
         <w:rPr>
           <w:rFonts w:eastAsia="Times New Roman"/>
@@ -2877,7 +2873,7 @@
           <w:lang w:eastAsia="en-GB"/>
         </w:rPr>
       </w:pPr>
-      <w:bookmarkStart w:id="4" w:name="_Toc226449992"/>
+      <w:bookmarkStart w:id="4" w:name="_Toc226478152"/>
       <w:r>
         <w:rPr>
           <w:rFonts w:eastAsia="Times New Roman"/>
@@ -2905,12 +2901,12 @@
         <w:pStyle w:val="ListParagraph"/>
         <w:numPr>
           <w:ilvl w:val="0"/>
-          <w:numId w:val="17"/>
+          <w:numId w:val="21"/>
         </w:numPr>
       </w:pPr>
       <w:r>
         <w:rPr>
-          <w:b/>
+          <w:bCs/>
           <w:lang w:eastAsia="en-GB"/>
         </w:rPr>
         <w:t>GDP Growth (Annual %)</w:t>
@@ -2963,21 +2959,21 @@
         <w:pStyle w:val="ListParagraph"/>
         <w:numPr>
           <w:ilvl w:val="0"/>
-          <w:numId w:val="17"/>
+          <w:numId w:val="21"/>
         </w:numPr>
       </w:pPr>
       <w:r>
         <w:rPr>
-          <w:b/>
-          <w:lang w:eastAsia="en-GB"/>
-        </w:rPr>
-        <w:t>Exports of Goods and Services (% of GDP)</w:t>
-      </w:r>
-      <w:r>
-        <w:rPr>
-          <w:lang w:eastAsia="en-GB"/>
-        </w:rPr>
-        <w:t> — World Bank WDI data tracking the value of exports of goods and services as a share of GDP annually.</w:t>
+          <w:bCs/>
+          <w:lang w:eastAsia="en-GB"/>
+        </w:rPr>
+        <w:t>Exports of Goods and Services (% of GDP) —</w:t>
+      </w:r>
+      <w:r>
+        <w:rPr>
+          <w:lang w:eastAsia="en-GB"/>
+        </w:rPr>
+        <w:t xml:space="preserve"> World Bank WDI data tracking the value of exports of goods and services as a share of GDP annually.</w:t>
       </w:r>
       <w:r>
         <w:rPr>
@@ -3018,21 +3014,21 @@
         <w:pStyle w:val="ListParagraph"/>
         <w:numPr>
           <w:ilvl w:val="0"/>
-          <w:numId w:val="17"/>
+          <w:numId w:val="21"/>
         </w:numPr>
       </w:pPr>
       <w:r>
         <w:rPr>
-          <w:b/>
-          <w:lang w:eastAsia="en-GB"/>
-        </w:rPr>
-        <w:t>Imports of Goods and Services (% of GDP)</w:t>
-      </w:r>
-      <w:r>
-        <w:rPr>
-          <w:lang w:eastAsia="en-GB"/>
-        </w:rPr>
-        <w:t> — World Bank WDI data tracking the value of imports of goods and services as a share of GDP annually.</w:t>
+          <w:bCs/>
+          <w:lang w:eastAsia="en-GB"/>
+        </w:rPr>
+        <w:t>Imports of Goods and Services (% of GDP) —</w:t>
+      </w:r>
+      <w:r>
+        <w:rPr>
+          <w:lang w:eastAsia="en-GB"/>
+        </w:rPr>
+        <w:t xml:space="preserve"> World Bank WDI data tracking the value of imports of goods and services as a share of GDP annually.</w:t>
       </w:r>
       <w:r>
         <w:rPr>
@@ -3076,12 +3072,12 @@
         <w:pStyle w:val="ListParagraph"/>
         <w:numPr>
           <w:ilvl w:val="0"/>
-          <w:numId w:val="17"/>
+          <w:numId w:val="21"/>
         </w:numPr>
       </w:pPr>
       <w:r>
         <w:rPr>
-          <w:b/>
+          <w:bCs/>
           <w:lang w:eastAsia="en-GB"/>
         </w:rPr>
         <w:t>Unemployment Rate by Gender (Ages 15–24)</w:t>
@@ -3131,12 +3127,12 @@
         <w:pStyle w:val="ListParagraph"/>
         <w:numPr>
           <w:ilvl w:val="0"/>
-          <w:numId w:val="17"/>
+          <w:numId w:val="21"/>
         </w:numPr>
       </w:pPr>
       <w:r>
         <w:rPr>
-          <w:b/>
+          <w:bCs/>
           <w:lang w:eastAsia="en-GB"/>
         </w:rPr>
         <w:t>Inflation Rate (Average Consumer Prices)</w:t>
@@ -3183,28 +3179,16 @@
     </w:p>
     <w:p>
       <w:pPr>
-        <w:jc w:val="both"/>
-        <w:rPr>
-          <w:lang w:eastAsia="en-GB"/>
-        </w:rPr>
-      </w:pPr>
-    </w:p>
-    <w:p>
-      <w:pPr>
         <w:pStyle w:val="Heading3"/>
         <w:rPr>
           <w:rFonts w:eastAsiaTheme="minorHAnsi"/>
-          <w:b/>
-          <w:bCs/>
-          <w:lang w:eastAsia="en-GB"/>
-        </w:rPr>
-      </w:pPr>
-      <w:bookmarkStart w:id="5" w:name="_Toc226449993"/>
+          <w:lang w:eastAsia="en-GB"/>
+        </w:rPr>
+      </w:pPr>
+      <w:bookmarkStart w:id="5" w:name="_Toc226478153"/>
       <w:r>
         <w:rPr>
           <w:rFonts w:eastAsiaTheme="minorHAnsi"/>
-          <w:b/>
-          <w:bCs/>
           <w:lang w:eastAsia="en-GB"/>
         </w:rPr>
         <w:t>GDP Growth</w:t>
@@ -3240,17 +3224,13 @@
         <w:pStyle w:val="Heading3"/>
         <w:rPr>
           <w:rFonts w:eastAsiaTheme="minorHAnsi"/>
-          <w:b/>
-          <w:bCs/>
-          <w:lang w:eastAsia="en-GB"/>
-        </w:rPr>
-      </w:pPr>
-      <w:bookmarkStart w:id="6" w:name="_Toc226449994"/>
+          <w:lang w:eastAsia="en-GB"/>
+        </w:rPr>
+      </w:pPr>
+      <w:bookmarkStart w:id="6" w:name="_Toc226478154"/>
       <w:r>
         <w:rPr>
           <w:rFonts w:eastAsiaTheme="minorHAnsi"/>
-          <w:b/>
-          <w:bCs/>
           <w:lang w:eastAsia="en-GB"/>
         </w:rPr>
         <w:t>Exports and Imports</w:t>
@@ -3286,20 +3266,15 @@
         <w:pStyle w:val="Heading3"/>
         <w:rPr>
           <w:rFonts w:eastAsiaTheme="minorHAnsi"/>
-          <w:b/>
-          <w:bCs/>
-          <w:lang w:eastAsia="en-GB"/>
-        </w:rPr>
-      </w:pPr>
-      <w:bookmarkStart w:id="7" w:name="_Toc226449995"/>
+          <w:lang w:eastAsia="en-GB"/>
+        </w:rPr>
+      </w:pPr>
+      <w:bookmarkStart w:id="7" w:name="_Toc226478155"/>
       <w:r>
         <w:rPr>
           <w:rFonts w:eastAsiaTheme="minorHAnsi"/>
-          <w:b/>
-          <w:bCs/>
-          <w:lang w:eastAsia="en-GB"/>
-        </w:rPr>
-        <w:lastRenderedPageBreak/>
+          <w:lang w:eastAsia="en-GB"/>
+        </w:rPr>
         <w:t>Trade Balance</w:t>
       </w:r>
       <w:bookmarkEnd w:id="7"/>
@@ -3316,7 +3291,14 @@
         <w:rPr>
           <w:lang w:eastAsia="en-GB"/>
         </w:rPr>
-        <w:t>The trade balance is a derived metric calculated as the difference between exports and imports as a percentage of GDP. A positive value indicates a trade surplus, while a negative value indicates a trade deficit. This metric was computed directly within the dashboard by merging the exports and imports datasets on the time period dimension.</w:t>
+        <w:t xml:space="preserve">The trade balance is a derived metric calculated as the difference between exports and imports as a percentage of GDP. A positive value indicates a trade surplus, while a </w:t>
+      </w:r>
+      <w:r>
+        <w:rPr>
+          <w:lang w:eastAsia="en-GB"/>
+        </w:rPr>
+        <w:lastRenderedPageBreak/>
+        <w:t>negative value indicates a trade deficit. This metric was computed directly within the dashboard by merging the exports and imports datasets on the time period dimension.</w:t>
       </w:r>
     </w:p>
     <w:p>
@@ -3333,17 +3315,13 @@
         <w:pStyle w:val="Heading3"/>
         <w:rPr>
           <w:rFonts w:eastAsiaTheme="minorHAnsi"/>
-          <w:b/>
-          <w:bCs/>
-          <w:lang w:eastAsia="en-GB"/>
-        </w:rPr>
-      </w:pPr>
-      <w:bookmarkStart w:id="8" w:name="_Toc226449996"/>
+          <w:lang w:eastAsia="en-GB"/>
+        </w:rPr>
+      </w:pPr>
+      <w:bookmarkStart w:id="8" w:name="_Toc226478156"/>
       <w:r>
         <w:rPr>
           <w:rFonts w:eastAsiaTheme="minorHAnsi"/>
-          <w:b/>
-          <w:bCs/>
           <w:lang w:eastAsia="en-GB"/>
         </w:rPr>
         <w:t>Youth Unemployment</w:t>
@@ -3379,17 +3357,13 @@
         <w:pStyle w:val="Heading3"/>
         <w:rPr>
           <w:rFonts w:eastAsiaTheme="minorHAnsi"/>
-          <w:b/>
-          <w:bCs/>
-          <w:lang w:eastAsia="en-GB"/>
-        </w:rPr>
-      </w:pPr>
-      <w:bookmarkStart w:id="9" w:name="_Toc226449997"/>
+          <w:lang w:eastAsia="en-GB"/>
+        </w:rPr>
+      </w:pPr>
+      <w:bookmarkStart w:id="9" w:name="_Toc226478157"/>
       <w:r>
         <w:rPr>
           <w:rFonts w:eastAsiaTheme="minorHAnsi"/>
-          <w:b/>
-          <w:bCs/>
           <w:lang w:eastAsia="en-GB"/>
         </w:rPr>
         <w:t>Inflation Rate</w:t>
@@ -3437,7 +3411,7 @@
           <w:lang w:eastAsia="en-GB"/>
         </w:rPr>
       </w:pPr>
-      <w:bookmarkStart w:id="10" w:name="_Toc226449998"/>
+      <w:bookmarkStart w:id="10" w:name="_Toc226478158"/>
       <w:r>
         <w:rPr>
           <w:rFonts w:eastAsia="Times New Roman"/>
@@ -3588,7 +3562,7 @@
           <w:lang w:eastAsia="en-GB"/>
         </w:rPr>
       </w:pPr>
-      <w:bookmarkStart w:id="11" w:name="_Toc226449999"/>
+      <w:bookmarkStart w:id="11" w:name="_Toc226478159"/>
       <w:r>
         <w:rPr>
           <w:rFonts w:eastAsia="Times New Roman"/>
@@ -3630,7 +3604,7 @@
           <w:lang w:eastAsia="en-GB"/>
         </w:rPr>
       </w:pPr>
-      <w:bookmarkStart w:id="12" w:name="_Toc226450000"/>
+      <w:bookmarkStart w:id="12" w:name="_Toc226478160"/>
       <w:r>
         <w:rPr>
           <w:rFonts w:eastAsia="Times New Roman"/>
@@ -3827,7 +3801,7 @@
           <w:lang w:eastAsia="en-GB"/>
         </w:rPr>
       </w:pPr>
-      <w:bookmarkStart w:id="14" w:name="_Toc226450001"/>
+      <w:bookmarkStart w:id="14" w:name="_Toc226478161"/>
       <w:r>
         <w:rPr>
           <w:rFonts w:eastAsia="Times New Roman"/>
@@ -3849,7 +3823,14 @@
         <w:rPr>
           <w:lang w:eastAsia="en-GB"/>
         </w:rPr>
-        <w:t>The GDP growth chart, shown in Figure 2, plots Türkiye's annual GDP growth rate over time alongside the world average as an overlay. This dual-line view allows users to contextualise Türkiye's performance relative to global trends. The chart clearly illustrates Türkiye's boom-and-bust growth pattern, with notable peaks during the post-2001 recovery and the 2010–2011 period, and sharp troughs during the 2009 global financial crisis and the 2018 currency crisis. The world average line provides a stable reference, highlighting how frequently and dramatically Türkiye's growth deviates from the global norm.</w:t>
+        <w:t xml:space="preserve">The GDP growth chart, shown in Figure 2, plots Türkiye's annual GDP growth rate over time alongside the world average as an overlay. This dual-line view allows users to contextualise Türkiye's performance relative to global trends. The chart clearly illustrates </w:t>
+      </w:r>
+      <w:r>
+        <w:rPr>
+          <w:lang w:eastAsia="en-GB"/>
+        </w:rPr>
+        <w:lastRenderedPageBreak/>
+        <w:t>Türkiye's boom-and-bust growth pattern, with notable peaks during the post-2001 recovery and the 2010–2011 period, and sharp troughs during the 2009 global financial crisis and the 2018 currency crisis. The world average line provides a stable reference, highlighting how frequently and dramatically Türkiye's growth deviates from the global norm.</w:t>
       </w:r>
     </w:p>
     <w:p>
@@ -3939,7 +3920,7 @@
           <w:lang w:eastAsia="en-GB"/>
         </w:rPr>
       </w:pPr>
-      <w:bookmarkStart w:id="16" w:name="_Toc226450002"/>
+      <w:bookmarkStart w:id="16" w:name="_Toc226478162"/>
       <w:r>
         <w:rPr>
           <w:rFonts w:eastAsia="Times New Roman"/>
@@ -4123,7 +4104,7 @@
           <w:lang w:eastAsia="en-GB"/>
         </w:rPr>
       </w:pPr>
-      <w:bookmarkStart w:id="18" w:name="_Toc226450003"/>
+      <w:bookmarkStart w:id="18" w:name="_Toc226478163"/>
       <w:r>
         <w:rPr>
           <w:rFonts w:eastAsia="Times New Roman"/>
@@ -4277,7 +4258,7 @@
           <w:lang w:eastAsia="en-GB"/>
         </w:rPr>
       </w:pPr>
-      <w:bookmarkStart w:id="20" w:name="_Toc226450004"/>
+      <w:bookmarkStart w:id="20" w:name="_Toc226478164"/>
       <w:r>
         <w:rPr>
           <w:rFonts w:eastAsia="Times New Roman"/>
@@ -4400,7 +4381,7 @@
           <w:lang w:eastAsia="en-GB"/>
         </w:rPr>
       </w:pPr>
-      <w:bookmarkStart w:id="22" w:name="_Toc226450005"/>
+      <w:bookmarkStart w:id="22" w:name="_Toc226478165"/>
       <w:r>
         <w:rPr>
           <w:rFonts w:eastAsia="Times New Roman"/>
@@ -4547,7 +4528,7 @@
           <w:lang w:eastAsia="en-GB"/>
         </w:rPr>
       </w:pPr>
-      <w:bookmarkStart w:id="24" w:name="_Toc226450006"/>
+      <w:bookmarkStart w:id="24" w:name="_Toc226478166"/>
       <w:r>
         <w:rPr>
           <w:rFonts w:eastAsia="Times New Roman"/>
@@ -4598,7 +4579,7 @@
           <w:lang w:eastAsia="en-GB"/>
         </w:rPr>
       </w:pPr>
-      <w:bookmarkStart w:id="25" w:name="_Toc226450007"/>
+      <w:bookmarkStart w:id="25" w:name="_Toc226478167"/>
       <w:r>
         <w:rPr>
           <w:rFonts w:eastAsia="Times New Roman"/>
@@ -5796,17 +5777,17 @@
   <w:abstractNum w:abstractNumId="9" w15:restartNumberingAfterBreak="0">
     <w:nsid w:val="390420BF"/>
     <w:multiLevelType w:val="hybridMultilevel"/>
-    <w:tmpl w:val="EBB2A008"/>
-    <w:lvl w:ilvl="0" w:tplc="08090001">
-      <w:start w:val="1"/>
-      <w:numFmt w:val="bullet"/>
-      <w:lvlText w:val=""/>
+    <w:tmpl w:val="8AC640A6"/>
+    <w:lvl w:ilvl="0" w:tplc="0809000F">
+      <w:start w:val="1"/>
+      <w:numFmt w:val="decimal"/>
+      <w:lvlText w:val="%1."/>
       <w:lvlJc w:val="left"/>
       <w:pPr>
         <w:ind w:left="720" w:hanging="360"/>
       </w:pPr>
       <w:rPr>
-        <w:rFonts w:ascii="Symbol" w:hAnsi="Symbol" w:hint="default"/>
+        <w:rFonts w:hint="default"/>
       </w:rPr>
     </w:lvl>
     <w:lvl w:ilvl="1" w:tplc="08090003" w:tentative="1">
@@ -6748,6 +6729,92 @@
     </w:lvl>
   </w:abstractNum>
   <w:abstractNum w:abstractNumId="18" w15:restartNumberingAfterBreak="0">
+    <w:nsid w:val="701A678F"/>
+    <w:multiLevelType w:val="hybridMultilevel"/>
+    <w:tmpl w:val="20BACDB4"/>
+    <w:lvl w:ilvl="0" w:tplc="0809000F">
+      <w:start w:val="1"/>
+      <w:numFmt w:val="decimal"/>
+      <w:lvlText w:val="%1."/>
+      <w:lvlJc w:val="left"/>
+      <w:pPr>
+        <w:ind w:left="720" w:hanging="360"/>
+      </w:pPr>
+    </w:lvl>
+    <w:lvl w:ilvl="1" w:tplc="08090019" w:tentative="1">
+      <w:start w:val="1"/>
+      <w:numFmt w:val="lowerLetter"/>
+      <w:lvlText w:val="%2."/>
+      <w:lvlJc w:val="left"/>
+      <w:pPr>
+        <w:ind w:left="1440" w:hanging="360"/>
+      </w:pPr>
+    </w:lvl>
+    <w:lvl w:ilvl="2" w:tplc="0809001B" w:tentative="1">
+      <w:start w:val="1"/>
+      <w:numFmt w:val="lowerRoman"/>
+      <w:lvlText w:val="%3."/>
+      <w:lvlJc w:val="right"/>
+      <w:pPr>
+        <w:ind w:left="2160" w:hanging="180"/>
+      </w:pPr>
+    </w:lvl>
+    <w:lvl w:ilvl="3" w:tplc="0809000F" w:tentative="1">
+      <w:start w:val="1"/>
+      <w:numFmt w:val="decimal"/>
+      <w:lvlText w:val="%4."/>
+      <w:lvlJc w:val="left"/>
+      <w:pPr>
+        <w:ind w:left="2880" w:hanging="360"/>
+      </w:pPr>
+    </w:lvl>
+    <w:lvl w:ilvl="4" w:tplc="08090019" w:tentative="1">
+      <w:start w:val="1"/>
+      <w:numFmt w:val="lowerLetter"/>
+      <w:lvlText w:val="%5."/>
+      <w:lvlJc w:val="left"/>
+      <w:pPr>
+        <w:ind w:left="3600" w:hanging="360"/>
+      </w:pPr>
+    </w:lvl>
+    <w:lvl w:ilvl="5" w:tplc="0809001B" w:tentative="1">
+      <w:start w:val="1"/>
+      <w:numFmt w:val="lowerRoman"/>
+      <w:lvlText w:val="%6."/>
+      <w:lvlJc w:val="right"/>
+      <w:pPr>
+        <w:ind w:left="4320" w:hanging="180"/>
+      </w:pPr>
+    </w:lvl>
+    <w:lvl w:ilvl="6" w:tplc="0809000F" w:tentative="1">
+      <w:start w:val="1"/>
+      <w:numFmt w:val="decimal"/>
+      <w:lvlText w:val="%7."/>
+      <w:lvlJc w:val="left"/>
+      <w:pPr>
+        <w:ind w:left="5040" w:hanging="360"/>
+      </w:pPr>
+    </w:lvl>
+    <w:lvl w:ilvl="7" w:tplc="08090019" w:tentative="1">
+      <w:start w:val="1"/>
+      <w:numFmt w:val="lowerLetter"/>
+      <w:lvlText w:val="%8."/>
+      <w:lvlJc w:val="left"/>
+      <w:pPr>
+        <w:ind w:left="5760" w:hanging="360"/>
+      </w:pPr>
+    </w:lvl>
+    <w:lvl w:ilvl="8" w:tplc="0809001B" w:tentative="1">
+      <w:start w:val="1"/>
+      <w:numFmt w:val="lowerRoman"/>
+      <w:lvlText w:val="%9."/>
+      <w:lvlJc w:val="right"/>
+      <w:pPr>
+        <w:ind w:left="6480" w:hanging="180"/>
+      </w:pPr>
+    </w:lvl>
+  </w:abstractNum>
+  <w:abstractNum w:abstractNumId="19" w15:restartNumberingAfterBreak="0">
     <w:nsid w:val="7A850500"/>
     <w:multiLevelType w:val="multilevel"/>
     <w:tmpl w:val="F1A6207A"/>
@@ -6867,7 +6934,7 @@
     <w:abstractNumId w:val="12"/>
   </w:num>
   <w:num w:numId="3" w16cid:durableId="605694742">
-    <w:abstractNumId w:val="18"/>
+    <w:abstractNumId w:val="19"/>
   </w:num>
   <w:num w:numId="4" w16cid:durableId="1387990171">
     <w:abstractNumId w:val="3"/>
@@ -6919,6 +6986,9 @@
   </w:num>
   <w:num w:numId="20" w16cid:durableId="435517670">
     <w:abstractNumId w:val="7"/>
+  </w:num>
+  <w:num w:numId="21" w16cid:durableId="1874030962">
+    <w:abstractNumId w:val="18"/>
   </w:num>
 </w:numbering>
 </file>

--- a/report/Economic Dashboard .docx
+++ b/report/Economic Dashboard .docx
@@ -607,25 +607,7 @@
                 <w:noProof/>
                 <w:lang w:eastAsia="en-GB"/>
               </w:rPr>
-              <w:t>Data So</w:t>
-            </w:r>
-            <w:r>
-              <w:rPr>
-                <w:rStyle w:val="Hyperlink"/>
-                <w:rFonts w:eastAsia="Times New Roman"/>
-                <w:noProof/>
-                <w:lang w:eastAsia="en-GB"/>
-              </w:rPr>
-              <w:t>u</w:t>
-            </w:r>
-            <w:r>
-              <w:rPr>
-                <w:rStyle w:val="Hyperlink"/>
-                <w:rFonts w:eastAsia="Times New Roman"/>
-                <w:noProof/>
-                <w:lang w:eastAsia="en-GB"/>
-              </w:rPr>
-              <w:t>rces</w:t>
+              <w:t>Data Sources</w:t>
             </w:r>
             <w:r>
               <w:rPr>
@@ -3543,6 +3525,39 @@
     </w:p>
     <w:p>
       <w:pPr>
+        <w:pStyle w:val="NoSpacing"/>
+        <w:jc w:val="both"/>
+        <w:rPr>
+          <w:lang w:eastAsia="en-GB"/>
+        </w:rPr>
+      </w:pPr>
+    </w:p>
+    <w:p>
+      <w:pPr>
+        <w:pStyle w:val="NoSpacing"/>
+        <w:jc w:val="both"/>
+        <w:rPr>
+          <w:lang w:eastAsia="en-GB"/>
+        </w:rPr>
+      </w:pPr>
+      <w:r>
+        <w:rPr>
+          <w:lang w:eastAsia="en-GB"/>
+        </w:rPr>
+        <w:t>The dashboard presents the latest available observation for each indicator, although the datasets do not all end in the same year. GDP data extends to 2024, trade data extends to 2017, and youth unemployment and inflation data extend to 2023. Therefore, the overview page should be interpreted as a summary of recent macroeconomic conditions rather than as a strict single-year comparison</w:t>
+      </w:r>
+    </w:p>
+    <w:p>
+      <w:pPr>
+        <w:pStyle w:val="NoSpacing"/>
+        <w:jc w:val="both"/>
+        <w:rPr>
+          <w:lang w:eastAsia="en-GB"/>
+        </w:rPr>
+      </w:pPr>
+    </w:p>
+    <w:p>
+      <w:pPr>
         <w:pStyle w:val="Heading1"/>
         <w:numPr>
           <w:ilvl w:val="0"/>
@@ -3823,14 +3838,7 @@
         <w:rPr>
           <w:lang w:eastAsia="en-GB"/>
         </w:rPr>
-        <w:t xml:space="preserve">The GDP growth chart, shown in Figure 2, plots Türkiye's annual GDP growth rate over time alongside the world average as an overlay. This dual-line view allows users to contextualise Türkiye's performance relative to global trends. The chart clearly illustrates </w:t>
-      </w:r>
-      <w:r>
-        <w:rPr>
-          <w:lang w:eastAsia="en-GB"/>
-        </w:rPr>
-        <w:lastRenderedPageBreak/>
-        <w:t>Türkiye's boom-and-bust growth pattern, with notable peaks during the post-2001 recovery and the 2010–2011 period, and sharp troughs during the 2009 global financial crisis and the 2018 currency crisis. The world average line provides a stable reference, highlighting how frequently and dramatically Türkiye's growth deviates from the global norm.</w:t>
+        <w:t>The GDP growth chart, shown in Figure 2, plots Türkiye's annual GDP growth rate over time alongside the world average as an overlay. This dual-line view allows users to contextualise Türkiye's performance relative to global trends. The chart clearly illustrates Türkiye's boom-and-bust growth pattern, with notable peaks during the post-2001 recovery and the 2010–2011 period, and sharp troughs during the 2009 global financial crisis and the 2018 currency crisis. The world average line provides a stable reference, highlighting how frequently and dramatically Türkiye's growth deviates from the global norm.</w:t>
       </w:r>
     </w:p>
     <w:p>
@@ -4496,6 +4504,7 @@
       <w:pPr>
         <w:shd w:val="clear" w:color="auto" w:fill="F7F8FA"/>
         <w:spacing w:before="100" w:beforeAutospacing="1" w:after="100" w:afterAutospacing="1" w:line="240" w:lineRule="auto"/>
+        <w:jc w:val="right"/>
         <w:rPr>
           <w:rFonts w:ascii="system-ui" w:eastAsia="Times New Roman" w:hAnsi="system-ui" w:cs="Times New Roman"/>
           <w:color w:val="080808"/>
@@ -4509,6 +4518,130 @@
     </w:p>
     <w:p>
       <w:pPr>
+        <w:pStyle w:val="Heading2"/>
+        <w:rPr>
+          <w:rFonts w:eastAsia="Times New Roman"/>
+          <w:lang w:eastAsia="en-GB"/>
+        </w:rPr>
+      </w:pPr>
+      <w:bookmarkStart w:id="24" w:name="_Toc226473430"/>
+      <w:r>
+        <w:rPr>
+          <w:rFonts w:eastAsia="Times New Roman"/>
+          <w:lang w:eastAsia="en-GB"/>
+        </w:rPr>
+        <w:t>Türkiye Economic Indicators Overview:</w:t>
+      </w:r>
+      <w:bookmarkEnd w:id="24"/>
+    </w:p>
+    <w:p>
+      <w:pPr>
+        <w:pStyle w:val="NoSpacing"/>
+        <w:jc w:val="both"/>
+        <w:rPr>
+          <w:lang w:eastAsia="en-GB"/>
+        </w:rPr>
+      </w:pPr>
+      <w:r>
+        <w:rPr>
+          <w:lang w:eastAsia="en-GB"/>
+        </w:rPr>
+        <w:t>T</w:t>
+      </w:r>
+      <w:r>
+        <w:rPr>
+          <w:lang w:eastAsia="en-GB"/>
+        </w:rPr>
+        <w:t>ü</w:t>
+      </w:r>
+      <w:r>
+        <w:rPr>
+          <w:lang w:eastAsia="en-GB"/>
+        </w:rPr>
+        <w:t>rkiye Economic Indicators Overview presents a concise snapshot of the country’s recent macroeconomic performance using key measures such as GDP growth, exports, imports, trade balance, youth unemployment, and inflation. The visualisation is designed to help users quickly compare these indicators and identify the main strengths and weaknesses of the economy. It highlights that while Türkiye continues to show positive economic activity in some areas, it also faces major challenges including high inflation, persistent trade deficits, and elevated youth unemployment.</w:t>
+      </w:r>
+    </w:p>
+    <w:p>
+      <w:pPr>
+        <w:rPr>
+          <w:rFonts w:ascii="system-ui" w:hAnsi="system-ui"/>
+          <w:color w:val="FFFFFF"/>
+          <w:sz w:val="27"/>
+          <w:szCs w:val="27"/>
+        </w:rPr>
+      </w:pPr>
+    </w:p>
+    <w:p>
+      <w:pPr>
+        <w:ind w:left="1440"/>
+      </w:pPr>
+      <w:r>
+        <w:drawing>
+          <wp:inline distT="0" distB="0" distL="0" distR="0" wp14:anchorId="142C42C5" wp14:editId="010A3CA3">
+            <wp:extent cx="4368800" cy="2667000"/>
+            <wp:effectExtent l="0" t="0" r="0" b="0"/>
+            <wp:docPr id="1551231149" name="Picture 1"/>
+            <wp:cNvGraphicFramePr>
+              <a:graphicFrameLocks xmlns:a="http://schemas.openxmlformats.org/drawingml/2006/main" noChangeAspect="1"/>
+            </wp:cNvGraphicFramePr>
+            <a:graphic xmlns:a="http://schemas.openxmlformats.org/drawingml/2006/main">
+              <a:graphicData uri="http://schemas.openxmlformats.org/drawingml/2006/picture">
+                <pic:pic xmlns:pic="http://schemas.openxmlformats.org/drawingml/2006/picture">
+                  <pic:nvPicPr>
+                    <pic:cNvPr id="1551231149" name=""/>
+                    <pic:cNvPicPr/>
+                  </pic:nvPicPr>
+                  <pic:blipFill>
+                    <a:blip r:embed="rId23"/>
+                    <a:stretch>
+                      <a:fillRect/>
+                    </a:stretch>
+                  </pic:blipFill>
+                  <pic:spPr>
+                    <a:xfrm>
+                      <a:off x="0" y="0"/>
+                      <a:ext cx="4368800" cy="2667000"/>
+                    </a:xfrm>
+                    <a:prstGeom prst="rect">
+                      <a:avLst/>
+                    </a:prstGeom>
+                  </pic:spPr>
+                </pic:pic>
+              </a:graphicData>
+            </a:graphic>
+          </wp:inline>
+        </w:drawing>
+      </w:r>
+    </w:p>
+    <w:p>
+      <w:pPr>
+        <w:pStyle w:val="Caption"/>
+        <w:ind w:left="2160" w:firstLine="720"/>
+      </w:pPr>
+      <w:r>
+        <w:t>Figure 7: Türkiye Economic Indicators Overview</w:t>
+      </w:r>
+    </w:p>
+    <w:p>
+      <w:pPr>
+        <w:ind w:left="1440"/>
+      </w:pPr>
+    </w:p>
+    <w:p>
+      <w:pPr>
+        <w:spacing w:after="0" w:line="240" w:lineRule="auto"/>
+        <w:ind w:left="1440"/>
+        <w:rPr>
+          <w:rFonts w:ascii="Times New Roman" w:eastAsia="Times New Roman" w:hAnsi="Times New Roman" w:cs="Times New Roman"/>
+          <w:kern w:val="0"/>
+          <w:szCs w:val="24"/>
+          <w:lang w:eastAsia="en-GB"/>
+          <w14:ligatures w14:val="none"/>
+        </w:rPr>
+      </w:pPr>
+    </w:p>
+    <w:p>
+      <w:pPr>
         <w:spacing w:after="0" w:line="240" w:lineRule="auto"/>
         <w:rPr>
           <w:rFonts w:ascii="system-ui" w:eastAsia="Times New Roman" w:hAnsi="system-ui" w:cs="Times New Roman"/>
@@ -4522,13 +4655,41 @@
     </w:p>
     <w:p>
       <w:pPr>
+        <w:shd w:val="clear" w:color="auto" w:fill="F7F8FA"/>
+        <w:spacing w:before="100" w:beforeAutospacing="1" w:after="100" w:afterAutospacing="1" w:line="240" w:lineRule="auto"/>
+        <w:rPr>
+          <w:rFonts w:ascii="system-ui" w:eastAsia="Times New Roman" w:hAnsi="system-ui" w:cs="Times New Roman"/>
+          <w:color w:val="080808"/>
+          <w:kern w:val="0"/>
+          <w:sz w:val="20"/>
+          <w:szCs w:val="20"/>
+          <w:lang w:eastAsia="en-GB"/>
+          <w14:ligatures w14:val="none"/>
+        </w:rPr>
+      </w:pPr>
+    </w:p>
+    <w:p>
+      <w:pPr>
+        <w:spacing w:after="0" w:line="240" w:lineRule="auto"/>
+        <w:rPr>
+          <w:rFonts w:ascii="system-ui" w:eastAsia="Times New Roman" w:hAnsi="system-ui" w:cs="Times New Roman"/>
+          <w:kern w:val="0"/>
+          <w:sz w:val="20"/>
+          <w:szCs w:val="20"/>
+          <w:lang w:eastAsia="en-GB"/>
+          <w14:ligatures w14:val="none"/>
+        </w:rPr>
+      </w:pPr>
+    </w:p>
+    <w:p>
+      <w:pPr>
         <w:pStyle w:val="Heading1"/>
         <w:rPr>
           <w:rFonts w:eastAsia="Times New Roman"/>
           <w:lang w:eastAsia="en-GB"/>
         </w:rPr>
       </w:pPr>
-      <w:bookmarkStart w:id="24" w:name="_Toc226478166"/>
+      <w:bookmarkStart w:id="25" w:name="_Toc226478166"/>
       <w:r>
         <w:rPr>
           <w:rFonts w:eastAsia="Times New Roman"/>
@@ -4536,7 +4697,7 @@
         </w:rPr>
         <w:t>Conclusion</w:t>
       </w:r>
-      <w:bookmarkEnd w:id="24"/>
+      <w:bookmarkEnd w:id="25"/>
     </w:p>
     <w:p>
       <w:pPr>
@@ -4579,7 +4740,7 @@
           <w:lang w:eastAsia="en-GB"/>
         </w:rPr>
       </w:pPr>
-      <w:bookmarkStart w:id="25" w:name="_Toc226478167"/>
+      <w:bookmarkStart w:id="26" w:name="_Toc226478167"/>
       <w:r>
         <w:rPr>
           <w:rFonts w:eastAsia="Times New Roman"/>
@@ -4587,7 +4748,7 @@
         </w:rPr>
         <w:t>References</w:t>
       </w:r>
-      <w:bookmarkEnd w:id="25"/>
+      <w:bookmarkEnd w:id="26"/>
     </w:p>
     <w:p>
       <w:pPr>
@@ -4600,7 +4761,7 @@
       <w:r>
         <w:t xml:space="preserve">World Bank. GDP growth (annual %) – Türkiye [Internet]. Available from: </w:t>
       </w:r>
-      <w:hyperlink r:id="rId23" w:tgtFrame="_new" w:history="1">
+      <w:hyperlink r:id="rId24" w:tgtFrame="_new" w:history="1">
         <w:r>
           <w:rPr>
             <w:rStyle w:val="Hyperlink"/>
@@ -4623,7 +4784,7 @@
       <w:r>
         <w:t xml:space="preserve">International Monetary Fund. Inflation, consumer prices (annual %) [Internet]. Available from: </w:t>
       </w:r>
-      <w:hyperlink r:id="rId24" w:tgtFrame="_new" w:history="1">
+      <w:hyperlink r:id="rId25" w:tgtFrame="_new" w:history="1">
         <w:r>
           <w:rPr>
             <w:rStyle w:val="Hyperlink"/>
@@ -4646,7 +4807,7 @@
       <w:r>
         <w:t xml:space="preserve">World Bank. Unemployment, total (% of total labour force) – Türkiye [Internet]. Available from: </w:t>
       </w:r>
-      <w:hyperlink r:id="rId25" w:tgtFrame="_new" w:history="1">
+      <w:hyperlink r:id="rId26" w:tgtFrame="_new" w:history="1">
         <w:r>
           <w:rPr>
             <w:rStyle w:val="Hyperlink"/>
@@ -4669,7 +4830,7 @@
       <w:r>
         <w:t xml:space="preserve">World Bank. Exports of goods and services (% of GDP) – Türkiye [Internet]. Available from: </w:t>
       </w:r>
-      <w:hyperlink r:id="rId26" w:tgtFrame="_new" w:history="1">
+      <w:hyperlink r:id="rId27" w:tgtFrame="_new" w:history="1">
         <w:r>
           <w:rPr>
             <w:rStyle w:val="Hyperlink"/>
@@ -4690,10 +4851,9 @@
         <w:spacing w:before="100" w:beforeAutospacing="1" w:after="100" w:afterAutospacing="1" w:line="240" w:lineRule="auto"/>
       </w:pPr>
       <w:r>
-        <w:lastRenderedPageBreak/>
         <w:t xml:space="preserve">World Bank. Imports of goods and services (% of GDP) – Türkiye [Internet]. Available from: </w:t>
       </w:r>
-      <w:hyperlink r:id="rId27" w:tgtFrame="_new" w:history="1">
+      <w:hyperlink r:id="rId28" w:tgtFrame="_new" w:history="1">
         <w:r>
           <w:rPr>
             <w:rStyle w:val="Hyperlink"/>
@@ -4731,7 +4891,7 @@
       <w:r>
         <w:t xml:space="preserve">Plotly Technologies Inc. Plotly: collaborative data science [Internet]. Montreal: Plotly Technologies Inc.; 2015 [cited 2024 Dec 19]. Available from: </w:t>
       </w:r>
-      <w:hyperlink r:id="rId28" w:tgtFrame="_new" w:history="1">
+      <w:hyperlink r:id="rId29" w:tgtFrame="_new" w:history="1">
         <w:r>
           <w:rPr>
             <w:rStyle w:val="Hyperlink"/>
@@ -4754,7 +4914,7 @@
       <w:r>
         <w:t xml:space="preserve">Plotly Technologies Inc. Dash: a web application framework for Python [Internet]. Montreal: Plotly Technologies Inc.; 2024 [cited 2024 Dec 19]. Available from: </w:t>
       </w:r>
-      <w:hyperlink r:id="rId29" w:tgtFrame="_new" w:history="1">
+      <w:hyperlink r:id="rId30" w:tgtFrame="_new" w:history="1">
         <w:r>
           <w:rPr>
             <w:rStyle w:val="Hyperlink"/>
@@ -4777,7 +4937,7 @@
       <w:r>
         <w:t xml:space="preserve">Bakusevych T. 10 rules for better dashboard design [Internet]. UX Planet; 2018 [cited 2024 Dec 19]. Available from: </w:t>
       </w:r>
-      <w:hyperlink r:id="rId30" w:tgtFrame="_new" w:history="1">
+      <w:hyperlink r:id="rId31" w:tgtFrame="_new" w:history="1">
         <w:r>
           <w:rPr>
             <w:rStyle w:val="Hyperlink"/>
